--- a/hicity-viz/docs/HICity_3Dダッシュボード_使用マニュアル.docx
+++ b/hicity-viz/docs/HICity_3Dダッシュボード_使用マニュアル.docx
@@ -14,6 +14,7 @@
           <w:spacing w:val="60"/>
           <w:sz w:val="20"/>
           <w:szCs w:val="20"/>
+          <w:lang w:val="ja-JP" w:eastAsia="ja-JP"/>
         </w:rPr>
         <w:t xml:space="preserve">HANEDA INNOVATION CITY</w:t>
       </w:r>
@@ -28,6 +29,7 @@
           <w:bCs/>
           <w:sz w:val="44"/>
           <w:szCs w:val="44"/>
+          <w:lang w:val="ja-JP" w:eastAsia="ja-JP"/>
         </w:rPr>
         <w:t xml:space="preserve">羽田イノベーションシティ</w:t>
       </w:r>
@@ -42,6 +44,7 @@
           <w:bCs/>
           <w:sz w:val="36"/>
           <w:szCs w:val="36"/>
+          <w:lang w:val="ja-JP" w:eastAsia="ja-JP"/>
         </w:rPr>
         <w:t xml:space="preserve">3Dダッシュボード 使用マニュアル</w:t>
       </w:r>
@@ -54,6 +57,9 @@
         <w:spacing w:after="240"/>
       </w:pPr>
       <w:r>
+        <w:rPr>
+          <w:lang w:val="ja-JP" w:eastAsia="ja-JP"/>
+        </w:rPr>
         <w:t xml:space="preserve"/>
       </w:r>
     </w:p>
@@ -65,6 +71,7 @@
         <w:rPr>
           <w:sz w:val="22"/>
           <w:szCs w:val="22"/>
+          <w:lang w:val="ja-JP" w:eastAsia="ja-JP"/>
         </w:rPr>
         <w:t xml:space="preserve">人流データ・IFC図面・PLATEAU 3D都市モデルを統合した、周辺エリアを含むインタラクティブな都市デジタルツインです。単一のHTMLファイルで動作します。</w:t>
       </w:r>
@@ -78,6 +85,7 @@
           <w:color w:val="5A6472"/>
           <w:sz w:val="19"/>
           <w:szCs w:val="19"/>
+          <w:lang w:val="ja-JP" w:eastAsia="ja-JP"/>
         </w:rPr>
         <w:t xml:space="preserve">版数: 1.0 ／ 作成: 2026年8月 ／ 対象ファイル: HICity_3Dダッシュボード.html</w:t>
       </w:r>
@@ -120,6 +128,7 @@
                 <w:color w:val="C62828"/>
                 <w:sz w:val="21"/>
                 <w:szCs w:val="21"/>
+                <w:lang w:val="ja-JP" w:eastAsia="ja-JP"/>
               </w:rPr>
               <w:t xml:space="preserve">本資料および本プロダクトの位置づけ（必ずお読みください）</w:t>
             </w:r>
@@ -132,6 +141,7 @@
               <w:rPr>
                 <w:sz w:val="20"/>
                 <w:szCs w:val="20"/>
+                <w:lang w:val="ja-JP" w:eastAsia="ja-JP"/>
               </w:rPr>
               <w:t xml:space="preserve">本プロダクトは技術検証・提案用の「デモ」です。表現力と操作性の確認を目的としており、実運用を前提とした精度・網羅性・保守性は担保していません。</w:t>
             </w:r>
@@ -144,6 +154,7 @@
               <w:rPr>
                 <w:sz w:val="20"/>
                 <w:szCs w:val="20"/>
+                <w:lang w:val="ja-JP" w:eastAsia="ja-JP"/>
               </w:rPr>
               <w:t xml:space="preserve">駅の構内配置、新空港線（蒲蒲線）の線形・駅位置、駅ビルの形状は、公開情報をもとにした想定・概形であり、実際の設計とは異なります。</w:t>
             </w:r>
@@ -156,6 +167,7 @@
               <w:rPr>
                 <w:sz w:val="20"/>
                 <w:szCs w:val="20"/>
+                <w:lang w:val="ja-JP" w:eastAsia="ja-JP"/>
               </w:rPr>
               <w:t xml:space="preserve">2026年シナリオ、経済波及効果、駅乗降人員の一部、エリア滞留人口は推計値・概算値です。実測値ではありません。</w:t>
             </w:r>
@@ -168,6 +180,7 @@
               <w:rPr>
                 <w:sz w:val="20"/>
                 <w:szCs w:val="20"/>
+                <w:lang w:val="ja-JP" w:eastAsia="ja-JP"/>
               </w:rPr>
               <w:t xml:space="preserve">所要時間、列車の運行間隔は実ダイヤを参考にした目安であり、実際の時刻表とは異なります。</w:t>
             </w:r>
@@ -180,6 +193,7 @@
               <w:rPr>
                 <w:sz w:val="20"/>
                 <w:szCs w:val="20"/>
+                <w:lang w:val="ja-JP" w:eastAsia="ja-JP"/>
               </w:rPr>
               <w:t xml:space="preserve">本資料は上記を前提とした操作説明書であり、掲載数値を業務判断の根拠として用いることは想定していません。</w:t>
             </w:r>
@@ -229,6 +243,7 @@
           <w:color w:val="5A6472"/>
           <w:sz w:val="18"/>
           <w:szCs w:val="18"/>
+          <w:lang w:val="ja-JP" w:eastAsia="ja-JP"/>
         </w:rPr>
         <w:t xml:space="preserve">※ Wordで開いた際、目次上で右クリック→「フィールド更新」を実行するとページ番号が反映されます。</w:t>
       </w:r>
@@ -264,6 +279,7 @@
         <w:rPr>
           <w:sz w:val="21"/>
           <w:szCs w:val="21"/>
+          <w:lang w:val="ja-JP" w:eastAsia="ja-JP"/>
         </w:rPr>
         <w:t xml:space="preserve">羽田イノベーションシティ（以下HICity）を中心に、大田区全域と羽田空港を3D空間で可視化したダッシュボードです。次の4つの視点を1つの画面で行き来できます。</w:t>
       </w:r>
@@ -281,6 +297,7 @@
         <w:rPr>
           <w:sz w:val="21"/>
           <w:szCs w:val="21"/>
+          <w:lang w:val="ja-JP" w:eastAsia="ja-JP"/>
         </w:rPr>
         <w:t xml:space="preserve">施設の中 — HICityの実施設計図面（IFC）をフロア別に3D表示し、実測の人流データを再生する</w:t>
       </w:r>
@@ -298,6 +315,7 @@
         <w:rPr>
           <w:sz w:val="21"/>
           <w:szCs w:val="21"/>
+          <w:lang w:val="ja-JP" w:eastAsia="ja-JP"/>
         </w:rPr>
         <w:t xml:space="preserve">駅の中 — 蒲田・京急蒲田・大森・大井町・天空橋・羽田空港各駅などを階層構造モデルで表示する</w:t>
       </w:r>
@@ -315,6 +333,7 @@
         <w:rPr>
           <w:sz w:val="21"/>
           <w:szCs w:val="21"/>
+          <w:lang w:val="ja-JP" w:eastAsia="ja-JP"/>
         </w:rPr>
         <w:t xml:space="preserve">街全体 — PLATEAU 3D都市モデルによる大田区約19.3万棟の建物、道路網、鉄道、水域、空港施設</w:t>
       </w:r>
@@ -332,6 +351,7 @@
         <w:rPr>
           <w:sz w:val="21"/>
           <w:szCs w:val="21"/>
+          <w:lang w:val="ja-JP" w:eastAsia="ja-JP"/>
         </w:rPr>
         <w:t xml:space="preserve">時間の変化 — 時刻を進めると列車が走り、駅とエリアの人の密度が変化する</w:t>
       </w:r>
@@ -384,6 +404,7 @@
                 <w:color w:val="1C5CAB"/>
                 <w:sz w:val="19"/>
                 <w:szCs w:val="19"/>
+                <w:lang w:val="ja-JP" w:eastAsia="ja-JP"/>
               </w:rPr>
               <w:t xml:space="preserve">項目</w:t>
             </w:r>
@@ -408,6 +429,7 @@
                 <w:color w:val="1C5CAB"/>
                 <w:sz w:val="19"/>
                 <w:szCs w:val="19"/>
+                <w:lang w:val="ja-JP" w:eastAsia="ja-JP"/>
               </w:rPr>
               <w:t xml:space="preserve">内容</w:t>
             </w:r>
@@ -433,6 +455,7 @@
               <w:rPr>
                 <w:sz w:val="19"/>
                 <w:szCs w:val="19"/>
+                <w:lang w:val="ja-JP" w:eastAsia="ja-JP"/>
               </w:rPr>
               <w:t xml:space="preserve">対応ブラウザ</w:t>
             </w:r>
@@ -456,6 +479,7 @@
               <w:rPr>
                 <w:sz w:val="19"/>
                 <w:szCs w:val="19"/>
+                <w:lang w:val="ja-JP" w:eastAsia="ja-JP"/>
               </w:rPr>
               <w:t xml:space="preserve">Google Chrome / Microsoft Edge / Safari の最新版（WebGL2対応が必要）</w:t>
             </w:r>
@@ -481,6 +505,7 @@
               <w:rPr>
                 <w:sz w:val="19"/>
                 <w:szCs w:val="19"/>
+                <w:lang w:val="ja-JP" w:eastAsia="ja-JP"/>
               </w:rPr>
               <w:t xml:space="preserve">推奨環境</w:t>
             </w:r>
@@ -504,6 +529,7 @@
               <w:rPr>
                 <w:sz w:val="19"/>
                 <w:szCs w:val="19"/>
+                <w:lang w:val="ja-JP" w:eastAsia="ja-JP"/>
               </w:rPr>
               <w:t xml:space="preserve">独立GPU搭載のPC。ノートPCの内蔵GPUでも動作しますが、描画が重い場合はレイヤーを減らしてください</w:t>
             </w:r>
@@ -529,6 +555,7 @@
               <w:rPr>
                 <w:sz w:val="19"/>
                 <w:szCs w:val="19"/>
+                <w:lang w:val="ja-JP" w:eastAsia="ja-JP"/>
               </w:rPr>
               <w:t xml:space="preserve">インターネット</w:t>
             </w:r>
@@ -552,6 +579,7 @@
               <w:rPr>
                 <w:sz w:val="19"/>
                 <w:szCs w:val="19"/>
+                <w:lang w:val="ja-JP" w:eastAsia="ja-JP"/>
               </w:rPr>
               <w:t xml:space="preserve">不要（航空写真レイヤーを使う場合のみ必要）</w:t>
             </w:r>
@@ -577,6 +605,7 @@
               <w:rPr>
                 <w:sz w:val="19"/>
                 <w:szCs w:val="19"/>
+                <w:lang w:val="ja-JP" w:eastAsia="ja-JP"/>
               </w:rPr>
               <w:t xml:space="preserve">ファイル</w:t>
             </w:r>
@@ -600,6 +629,7 @@
               <w:rPr>
                 <w:sz w:val="19"/>
                 <w:szCs w:val="19"/>
+                <w:lang w:val="ja-JP" w:eastAsia="ja-JP"/>
               </w:rPr>
               <w:t xml:space="preserve">HICity_3Dダッシュボード.html（約13MB、単一ファイル）</w:t>
             </w:r>
@@ -624,6 +654,7 @@
         <w:rPr>
           <w:sz w:val="21"/>
           <w:szCs w:val="21"/>
+          <w:lang w:val="ja-JP" w:eastAsia="ja-JP"/>
         </w:rPr>
         <w:t xml:space="preserve">HTMLファイルをダブルクリックするか、ブラウザにドラッグ＆ドロップしてください。インストールやサーバーは不要です。初回表示までデータ展開に数秒かかります。</w:t>
       </w:r>
@@ -690,6 +721,7 @@
                 <w:color w:val="1C5CAB"/>
                 <w:sz w:val="19"/>
                 <w:szCs w:val="19"/>
+                <w:lang w:val="ja-JP" w:eastAsia="ja-JP"/>
               </w:rPr>
               <w:t xml:space="preserve">エリア</w:t>
             </w:r>
@@ -714,6 +746,7 @@
                 <w:color w:val="1C5CAB"/>
                 <w:sz w:val="19"/>
                 <w:szCs w:val="19"/>
+                <w:lang w:val="ja-JP" w:eastAsia="ja-JP"/>
               </w:rPr>
               <w:t xml:space="preserve">内容</w:t>
             </w:r>
@@ -739,6 +772,7 @@
               <w:rPr>
                 <w:sz w:val="19"/>
                 <w:szCs w:val="19"/>
+                <w:lang w:val="ja-JP" w:eastAsia="ja-JP"/>
               </w:rPr>
               <w:t xml:space="preserve">中央（3Dビュー）</w:t>
             </w:r>
@@ -762,6 +796,7 @@
               <w:rPr>
                 <w:sz w:val="19"/>
                 <w:szCs w:val="19"/>
+                <w:lang w:val="ja-JP" w:eastAsia="ja-JP"/>
               </w:rPr>
               <w:t xml:space="preserve">都市・施設・駅・人流を表示するメイン画面。マウス操作で自由に視点を変えられます</w:t>
             </w:r>
@@ -787,6 +822,7 @@
               <w:rPr>
                 <w:sz w:val="19"/>
                 <w:szCs w:val="19"/>
+                <w:lang w:val="ja-JP" w:eastAsia="ja-JP"/>
               </w:rPr>
               <w:t xml:space="preserve">左パネル</w:t>
             </w:r>
@@ -810,6 +846,7 @@
               <w:rPr>
                 <w:sz w:val="19"/>
                 <w:szCs w:val="19"/>
+                <w:lang w:val="ja-JP" w:eastAsia="ja-JP"/>
               </w:rPr>
               <w:t xml:space="preserve">すべての表示切替とシミュレーション操作。上から順にフロア／人流リプレイ／周辺エリア／駅・路線／経路検索／シナリオ／表示設定</w:t>
             </w:r>
@@ -835,6 +872,7 @@
               <w:rPr>
                 <w:sz w:val="19"/>
                 <w:szCs w:val="19"/>
+                <w:lang w:val="ja-JP" w:eastAsia="ja-JP"/>
               </w:rPr>
               <w:t xml:space="preserve">右下カード</w:t>
             </w:r>
@@ -858,6 +896,7 @@
               <w:rPr>
                 <w:sz w:val="19"/>
                 <w:szCs w:val="19"/>
+                <w:lang w:val="ja-JP" w:eastAsia="ja-JP"/>
               </w:rPr>
               <w:t xml:space="preserve">選択中のシナリオの指標（来訪指数・平均滞在・年間来訪・経済波及）</w:t>
             </w:r>
@@ -883,6 +922,7 @@
               <w:rPr>
                 <w:sz w:val="19"/>
                 <w:szCs w:val="19"/>
+                <w:lang w:val="ja-JP" w:eastAsia="ja-JP"/>
               </w:rPr>
               <w:t xml:space="preserve">右上テキスト</w:t>
             </w:r>
@@ -906,6 +946,7 @@
               <w:rPr>
                 <w:sz w:val="19"/>
                 <w:szCs w:val="19"/>
+                <w:lang w:val="ja-JP" w:eastAsia="ja-JP"/>
               </w:rPr>
               <w:t xml:space="preserve">データ出典と注記</w:t>
             </w:r>
@@ -961,6 +1002,7 @@
                 <w:color w:val="1C5CAB"/>
                 <w:sz w:val="19"/>
                 <w:szCs w:val="19"/>
+                <w:lang w:val="ja-JP" w:eastAsia="ja-JP"/>
               </w:rPr>
               <w:t xml:space="preserve">操作</w:t>
             </w:r>
@@ -985,6 +1027,7 @@
                 <w:color w:val="1C5CAB"/>
                 <w:sz w:val="19"/>
                 <w:szCs w:val="19"/>
+                <w:lang w:val="ja-JP" w:eastAsia="ja-JP"/>
               </w:rPr>
               <w:t xml:space="preserve">動作</w:t>
             </w:r>
@@ -1010,6 +1053,7 @@
               <w:rPr>
                 <w:sz w:val="19"/>
                 <w:szCs w:val="19"/>
+                <w:lang w:val="ja-JP" w:eastAsia="ja-JP"/>
               </w:rPr>
               <w:t xml:space="preserve">左ドラッグ</w:t>
             </w:r>
@@ -1033,6 +1077,7 @@
               <w:rPr>
                 <w:sz w:val="19"/>
                 <w:szCs w:val="19"/>
+                <w:lang w:val="ja-JP" w:eastAsia="ja-JP"/>
               </w:rPr>
               <w:t xml:space="preserve">視点の回転</w:t>
             </w:r>
@@ -1058,6 +1103,7 @@
               <w:rPr>
                 <w:sz w:val="19"/>
                 <w:szCs w:val="19"/>
+                <w:lang w:val="ja-JP" w:eastAsia="ja-JP"/>
               </w:rPr>
               <w:t xml:space="preserve">右ドラッグ</w:t>
             </w:r>
@@ -1081,6 +1127,7 @@
               <w:rPr>
                 <w:sz w:val="19"/>
                 <w:szCs w:val="19"/>
+                <w:lang w:val="ja-JP" w:eastAsia="ja-JP"/>
               </w:rPr>
               <w:t xml:space="preserve">平行移動（パン）</w:t>
             </w:r>
@@ -1106,6 +1153,7 @@
               <w:rPr>
                 <w:sz w:val="19"/>
                 <w:szCs w:val="19"/>
+                <w:lang w:val="ja-JP" w:eastAsia="ja-JP"/>
               </w:rPr>
               <w:t xml:space="preserve">ホイール</w:t>
             </w:r>
@@ -1129,6 +1177,7 @@
               <w:rPr>
                 <w:sz w:val="19"/>
                 <w:szCs w:val="19"/>
+                <w:lang w:val="ja-JP" w:eastAsia="ja-JP"/>
               </w:rPr>
               <w:t xml:space="preserve">ズームイン／アウト</w:t>
             </w:r>
@@ -1154,6 +1203,7 @@
               <w:rPr>
                 <w:sz w:val="19"/>
                 <w:szCs w:val="19"/>
+                <w:lang w:val="ja-JP" w:eastAsia="ja-JP"/>
               </w:rPr>
               <w:t xml:space="preserve">クリック</w:t>
             </w:r>
@@ -1177,6 +1227,7 @@
               <w:rPr>
                 <w:sz w:val="19"/>
                 <w:szCs w:val="19"/>
+                <w:lang w:val="ja-JP" w:eastAsia="ja-JP"/>
               </w:rPr>
               <w:t xml:space="preserve">駅構造・駅ビル・新駅をクリックすると、その場所へカメラが移動します</w:t>
             </w:r>
@@ -1202,6 +1253,7 @@
               <w:rPr>
                 <w:sz w:val="19"/>
                 <w:szCs w:val="19"/>
+                <w:lang w:val="ja-JP" w:eastAsia="ja-JP"/>
               </w:rPr>
               <w:t xml:space="preserve">カーソルを重ねる</w:t>
             </w:r>
@@ -1225,6 +1277,7 @@
               <w:rPr>
                 <w:sz w:val="19"/>
                 <w:szCs w:val="19"/>
+                <w:lang w:val="ja-JP" w:eastAsia="ja-JP"/>
               </w:rPr>
               <w:t xml:space="preserve">ヒートマップのセル、駅の各階、路線、エリアヒートの詳細情報が吹き出しで表示されます</w:t>
             </w:r>
@@ -1263,6 +1316,7 @@
         <w:rPr>
           <w:sz w:val="21"/>
           <w:szCs w:val="21"/>
+          <w:lang w:val="ja-JP" w:eastAsia="ja-JP"/>
         </w:rPr>
         <w:t xml:space="preserve">HICityの実際の設計図面（IFCモデル5棟）から抽出したフロアプランを表示します。</w:t>
       </w:r>
@@ -1280,6 +1334,7 @@
         <w:rPr>
           <w:sz w:val="21"/>
           <w:szCs w:val="21"/>
+          <w:lang w:val="ja-JP" w:eastAsia="ja-JP"/>
         </w:rPr>
         <w:t xml:space="preserve">チェックボックス（RF／3F／2F／1F／B1F）で表示する階を切り替えます</w:t>
       </w:r>
@@ -1297,6 +1352,7 @@
         <w:rPr>
           <w:sz w:val="21"/>
           <w:szCs w:val="21"/>
+          <w:lang w:val="ja-JP" w:eastAsia="ja-JP"/>
         </w:rPr>
         <w:t xml:space="preserve">「フロア展開」スライダーを右に動かすと階の間隔が広がり、各階の図面を上から確認できます</w:t>
       </w:r>
@@ -1314,6 +1370,7 @@
         <w:rPr>
           <w:sz w:val="21"/>
           <w:szCs w:val="21"/>
+          <w:lang w:val="ja-JP" w:eastAsia="ja-JP"/>
         </w:rPr>
         <w:t xml:space="preserve">「図面ライン」は壁・カーテンウォール・階段の輪郭、「フロア面の塗り」は床面の表示です</w:t>
       </w:r>
@@ -1331,6 +1388,7 @@
         <w:rPr>
           <w:sz w:val="21"/>
           <w:szCs w:val="21"/>
+          <w:lang w:val="ja-JP" w:eastAsia="ja-JP"/>
         </w:rPr>
         <w:t xml:space="preserve">「図面モード」ボタンで背景が青図調になり、図面が読みやすくなります</w:t>
       </w:r>
@@ -1352,6 +1410,7 @@
         <w:rPr>
           <w:sz w:val="21"/>
           <w:szCs w:val="21"/>
+          <w:lang w:val="ja-JP" w:eastAsia="ja-JP"/>
         </w:rPr>
         <w:t xml:space="preserve">2020年9月18日〜22日に計測されたK-field位置ログを、フロア別2mメッシュで合算した滞留マップです。カーソルを重ねると、そのセルの延べ滞在時間が表示されます。</w:t>
       </w:r>
@@ -1373,6 +1432,7 @@
         <w:rPr>
           <w:sz w:val="21"/>
           <w:szCs w:val="21"/>
+          <w:lang w:val="ja-JP" w:eastAsia="ja-JP"/>
         </w:rPr>
         <w:t xml:space="preserve">実測された人・ロボット・モビリティの動きを、時刻を進めながら再生します。</w:t>
       </w:r>
@@ -1416,6 +1476,7 @@
                 <w:color w:val="1C5CAB"/>
                 <w:sz w:val="19"/>
                 <w:szCs w:val="19"/>
+                <w:lang w:val="ja-JP" w:eastAsia="ja-JP"/>
               </w:rPr>
               <w:t xml:space="preserve">操作項目</w:t>
             </w:r>
@@ -1440,6 +1501,7 @@
                 <w:color w:val="1C5CAB"/>
                 <w:sz w:val="19"/>
                 <w:szCs w:val="19"/>
+                <w:lang w:val="ja-JP" w:eastAsia="ja-JP"/>
               </w:rPr>
               <w:t xml:space="preserve">説明</w:t>
             </w:r>
@@ -1465,6 +1527,7 @@
               <w:rPr>
                 <w:sz w:val="19"/>
                 <w:szCs w:val="19"/>
+                <w:lang w:val="ja-JP" w:eastAsia="ja-JP"/>
               </w:rPr>
               <w:t xml:space="preserve">日付ボタン</w:t>
             </w:r>
@@ -1488,6 +1551,7 @@
               <w:rPr>
                 <w:sz w:val="19"/>
                 <w:szCs w:val="19"/>
+                <w:lang w:val="ja-JP" w:eastAsia="ja-JP"/>
               </w:rPr>
               <w:t xml:space="preserve">9/18（金）〜9/22（火祝）の5日分を切り替え。平日と連休の違いを比較できます</w:t>
             </w:r>
@@ -1513,6 +1577,7 @@
               <w:rPr>
                 <w:sz w:val="19"/>
                 <w:szCs w:val="19"/>
+                <w:lang w:val="ja-JP" w:eastAsia="ja-JP"/>
               </w:rPr>
               <w:t xml:space="preserve">時刻スライダー</w:t>
             </w:r>
@@ -1536,6 +1601,7 @@
               <w:rPr>
                 <w:sz w:val="19"/>
                 <w:szCs w:val="19"/>
+                <w:lang w:val="ja-JP" w:eastAsia="ja-JP"/>
               </w:rPr>
               <w:t xml:space="preserve">0:00〜24:00の任意の時刻へジャンプ</w:t>
             </w:r>
@@ -1561,6 +1627,7 @@
               <w:rPr>
                 <w:sz w:val="19"/>
                 <w:szCs w:val="19"/>
+                <w:lang w:val="ja-JP" w:eastAsia="ja-JP"/>
               </w:rPr>
               <w:t xml:space="preserve">再生／一時停止</w:t>
             </w:r>
@@ -1584,6 +1651,7 @@
               <w:rPr>
                 <w:sz w:val="19"/>
                 <w:szCs w:val="19"/>
+                <w:lang w:val="ja-JP" w:eastAsia="ja-JP"/>
               </w:rPr>
               <w:t xml:space="preserve">再生の開始と停止</w:t>
             </w:r>
@@ -1609,6 +1677,7 @@
               <w:rPr>
                 <w:sz w:val="19"/>
                 <w:szCs w:val="19"/>
+                <w:lang w:val="ja-JP" w:eastAsia="ja-JP"/>
               </w:rPr>
               <w:t xml:space="preserve">×60／×240／×900</w:t>
             </w:r>
@@ -1632,6 +1701,7 @@
               <w:rPr>
                 <w:sz w:val="19"/>
                 <w:szCs w:val="19"/>
+                <w:lang w:val="ja-JP" w:eastAsia="ja-JP"/>
               </w:rPr>
               <w:t xml:space="preserve">再生速度。×900では1日を約1分半で再生します</w:t>
             </w:r>
@@ -1657,6 +1727,7 @@
               <w:rPr>
                 <w:sz w:val="19"/>
                 <w:szCs w:val="19"/>
+                <w:lang w:val="ja-JP" w:eastAsia="ja-JP"/>
               </w:rPr>
               <w:t xml:space="preserve">カテゴリ</w:t>
             </w:r>
@@ -1680,6 +1751,7 @@
               <w:rPr>
                 <w:sz w:val="19"/>
                 <w:szCs w:val="19"/>
+                <w:lang w:val="ja-JP" w:eastAsia="ja-JP"/>
               </w:rPr>
               <w:t xml:space="preserve">スタッフ／ビジター／ロボット／モビリティの表示切替。右端の数字はその時刻に稼働中のタグ数</w:t>
             </w:r>
@@ -1735,6 +1807,7 @@
                 <w:color w:val="1C5CAB"/>
                 <w:sz w:val="19"/>
                 <w:szCs w:val="19"/>
+                <w:lang w:val="ja-JP" w:eastAsia="ja-JP"/>
               </w:rPr>
               <w:t xml:space="preserve">レイヤー</w:t>
             </w:r>
@@ -1759,6 +1832,7 @@
                 <w:color w:val="1C5CAB"/>
                 <w:sz w:val="19"/>
                 <w:szCs w:val="19"/>
+                <w:lang w:val="ja-JP" w:eastAsia="ja-JP"/>
               </w:rPr>
               <w:t xml:space="preserve">内容</w:t>
             </w:r>
@@ -1784,6 +1858,7 @@
               <w:rPr>
                 <w:sz w:val="19"/>
                 <w:szCs w:val="19"/>
+                <w:lang w:val="ja-JP" w:eastAsia="ja-JP"/>
               </w:rPr>
               <w:t xml:space="preserve">◆点群／航空写真／両方</w:t>
             </w:r>
@@ -1807,6 +1882,7 @@
               <w:rPr>
                 <w:sz w:val="19"/>
                 <w:szCs w:val="19"/>
+                <w:lang w:val="ja-JP" w:eastAsia="ja-JP"/>
               </w:rPr>
               <w:t xml:space="preserve">街の表示モード。「点群」は建物を点とラインで表現、「航空写真」は地理院タイル（要インターネット）</w:t>
             </w:r>
@@ -1832,6 +1908,7 @@
               <w:rPr>
                 <w:sz w:val="19"/>
                 <w:szCs w:val="19"/>
+                <w:lang w:val="ja-JP" w:eastAsia="ja-JP"/>
               </w:rPr>
               <w:t xml:space="preserve">建物点群</w:t>
             </w:r>
@@ -1855,6 +1932,7 @@
               <w:rPr>
                 <w:sz w:val="19"/>
                 <w:szCs w:val="19"/>
+                <w:lang w:val="ja-JP" w:eastAsia="ja-JP"/>
               </w:rPr>
               <w:t xml:space="preserve">高さで色分けした建物の点群表現</w:t>
             </w:r>
@@ -1880,6 +1958,7 @@
               <w:rPr>
                 <w:sz w:val="19"/>
                 <w:szCs w:val="19"/>
+                <w:lang w:val="ja-JP" w:eastAsia="ja-JP"/>
               </w:rPr>
               <w:t xml:space="preserve">建物ボリューム（LOD1）</w:t>
             </w:r>
@@ -1903,6 +1982,7 @@
               <w:rPr>
                 <w:sz w:val="19"/>
                 <w:szCs w:val="19"/>
+                <w:lang w:val="ja-JP" w:eastAsia="ja-JP"/>
               </w:rPr>
               <w:t xml:space="preserve">PLATEAUの実測高に基づく建物のワイヤーフレーム表示</w:t>
             </w:r>
@@ -1928,6 +2008,7 @@
               <w:rPr>
                 <w:sz w:val="19"/>
                 <w:szCs w:val="19"/>
+                <w:lang w:val="ja-JP" w:eastAsia="ja-JP"/>
               </w:rPr>
               <w:t xml:space="preserve">道路網</w:t>
             </w:r>
@@ -1951,6 +2032,7 @@
               <w:rPr>
                 <w:sz w:val="19"/>
                 <w:szCs w:val="19"/>
+                <w:lang w:val="ja-JP" w:eastAsia="ja-JP"/>
               </w:rPr>
               <w:t xml:space="preserve">幹線道路・生活道路（バイオレット系）。首都高は高架＋橋脚で立体表示</w:t>
             </w:r>
@@ -1976,6 +2058,7 @@
               <w:rPr>
                 <w:sz w:val="19"/>
                 <w:szCs w:val="19"/>
+                <w:lang w:val="ja-JP" w:eastAsia="ja-JP"/>
               </w:rPr>
               <w:t xml:space="preserve">鉄道（実線形）</w:t>
             </w:r>
@@ -1999,6 +2082,7 @@
               <w:rPr>
                 <w:sz w:val="19"/>
                 <w:szCs w:val="19"/>
+                <w:lang w:val="ja-JP" w:eastAsia="ja-JP"/>
               </w:rPr>
               <w:t xml:space="preserve">OpenStreetMapの実際の線路形状</w:t>
             </w:r>
@@ -2024,6 +2108,7 @@
               <w:rPr>
                 <w:sz w:val="19"/>
                 <w:szCs w:val="19"/>
+                <w:lang w:val="ja-JP" w:eastAsia="ja-JP"/>
               </w:rPr>
               <w:t xml:space="preserve">水域・空港・区境界</w:t>
             </w:r>
@@ -2047,6 +2132,7 @@
               <w:rPr>
                 <w:sz w:val="19"/>
                 <w:szCs w:val="19"/>
+                <w:lang w:val="ja-JP" w:eastAsia="ja-JP"/>
               </w:rPr>
               <w:t xml:space="preserve">多摩川／東京湾、滑走路・誘導路・エプロン、大田区の境界線</w:t>
             </w:r>
@@ -2071,6 +2157,7 @@
         <w:rPr>
           <w:sz w:val="21"/>
           <w:szCs w:val="21"/>
+          <w:lang w:val="ja-JP" w:eastAsia="ja-JP"/>
         </w:rPr>
         <w:t xml:space="preserve">主要9駅を階層構造モデルで、その他24駅を簡易ホームで表示します。各階にはホーム、線路（バラスト・レール・枕木）、ホーム縁の警戒線、階段（橙）・エスカレーター（黄）・エレベーター（緑）、改札ゲートを配置しています。</w:t>
       </w:r>
@@ -2088,6 +2175,7 @@
         <w:rPr>
           <w:sz w:val="21"/>
           <w:szCs w:val="21"/>
+          <w:lang w:val="ja-JP" w:eastAsia="ja-JP"/>
         </w:rPr>
         <w:t xml:space="preserve">「移動」ボタンで各駅へワンクリックで移動できます。赤いボタンは新空港線の新駅です</w:t>
       </w:r>
@@ -2105,6 +2193,7 @@
         <w:rPr>
           <w:sz w:val="21"/>
           <w:szCs w:val="21"/>
+          <w:lang w:val="ja-JP" w:eastAsia="ja-JP"/>
         </w:rPr>
         <w:t xml:space="preserve">「列車運行」をONにすると、時間帯別の運転間隔（朝ラッシュは増発、深夜は運休）で列車が走ります</w:t>
       </w:r>
@@ -2122,6 +2211,7 @@
         <w:rPr>
           <w:sz w:val="21"/>
           <w:szCs w:val="21"/>
+          <w:lang w:val="ja-JP" w:eastAsia="ja-JP"/>
         </w:rPr>
         <w:t xml:space="preserve">「駅勢圏ヒート」は駅乗降人員と時間帯を掛け合わせた人の集まり具合を表示します</w:t>
       </w:r>
@@ -2139,6 +2229,7 @@
         <w:rPr>
           <w:sz w:val="21"/>
           <w:szCs w:val="21"/>
+          <w:lang w:val="ja-JP" w:eastAsia="ja-JP"/>
         </w:rPr>
         <w:t xml:space="preserve">「エリア滞留ヒート」は大田区15エリアの滞在人口推計を時刻連動で表示します</w:t>
       </w:r>
@@ -2160,6 +2251,7 @@
         <w:rPr>
           <w:sz w:val="21"/>
           <w:szCs w:val="21"/>
+          <w:lang w:val="ja-JP" w:eastAsia="ja-JP"/>
         </w:rPr>
         <w:t xml:space="preserve">大田区が公表している整備案をもとにモデル化した、未開業の構想路線です。実在の路線と区別するため、すべて赤系で表示し、地面越しにも見えるようにしています。</w:t>
       </w:r>
@@ -2203,6 +2295,7 @@
                 <w:color w:val="1C5CAB"/>
                 <w:sz w:val="19"/>
                 <w:szCs w:val="19"/>
+                <w:lang w:val="ja-JP" w:eastAsia="ja-JP"/>
               </w:rPr>
               <w:t xml:space="preserve">表現</w:t>
             </w:r>
@@ -2227,6 +2320,7 @@
                 <w:color w:val="1C5CAB"/>
                 <w:sz w:val="19"/>
                 <w:szCs w:val="19"/>
+                <w:lang w:val="ja-JP" w:eastAsia="ja-JP"/>
               </w:rPr>
               <w:t xml:space="preserve">意味</w:t>
             </w:r>
@@ -2252,6 +2346,7 @@
               <w:rPr>
                 <w:sz w:val="19"/>
                 <w:szCs w:val="19"/>
+                <w:lang w:val="ja-JP" w:eastAsia="ja-JP"/>
               </w:rPr>
               <w:t xml:space="preserve">赤の実線</w:t>
             </w:r>
@@ -2275,6 +2370,7 @@
               <w:rPr>
                 <w:sz w:val="19"/>
                 <w:szCs w:val="19"/>
+                <w:lang w:val="ja-JP" w:eastAsia="ja-JP"/>
               </w:rPr>
               <w:t xml:space="preserve">第1期（矢口渡〜東急蒲田地下駅〜京急蒲田地下駅）</w:t>
             </w:r>
@@ -2300,6 +2396,7 @@
               <w:rPr>
                 <w:sz w:val="19"/>
                 <w:szCs w:val="19"/>
+                <w:lang w:val="ja-JP" w:eastAsia="ja-JP"/>
               </w:rPr>
               <w:t xml:space="preserve">赤の破線</w:t>
             </w:r>
@@ -2323,6 +2420,7 @@
               <w:rPr>
                 <w:sz w:val="19"/>
                 <w:szCs w:val="19"/>
+                <w:lang w:val="ja-JP" w:eastAsia="ja-JP"/>
               </w:rPr>
               <w:t xml:space="preserve">第2期（京急蒲田〜糀谷付近〜大鳥居で空港線に接続）</w:t>
             </w:r>
@@ -2348,6 +2446,7 @@
               <w:rPr>
                 <w:sz w:val="19"/>
                 <w:szCs w:val="19"/>
+                <w:lang w:val="ja-JP" w:eastAsia="ja-JP"/>
               </w:rPr>
               <w:t xml:space="preserve">オレンジの筒</w:t>
             </w:r>
@@ -2371,6 +2470,7 @@
               <w:rPr>
                 <w:sz w:val="19"/>
                 <w:szCs w:val="19"/>
+                <w:lang w:val="ja-JP" w:eastAsia="ja-JP"/>
               </w:rPr>
               <w:t xml:space="preserve">トンネル断面のイメージ</w:t>
             </w:r>
@@ -2396,6 +2496,7 @@
               <w:rPr>
                 <w:sz w:val="19"/>
                 <w:szCs w:val="19"/>
+                <w:lang w:val="ja-JP" w:eastAsia="ja-JP"/>
               </w:rPr>
               <w:t xml:space="preserve">黄色の三角</w:t>
             </w:r>
@@ -2419,6 +2520,7 @@
               <w:rPr>
                 <w:sz w:val="19"/>
                 <w:szCs w:val="19"/>
+                <w:lang w:val="ja-JP" w:eastAsia="ja-JP"/>
               </w:rPr>
               <w:t xml:space="preserve">地下化区間の坑口（矢口渡付近）</w:t>
             </w:r>
@@ -2444,6 +2546,7 @@
               <w:rPr>
                 <w:sz w:val="19"/>
                 <w:szCs w:val="19"/>
+                <w:lang w:val="ja-JP" w:eastAsia="ja-JP"/>
               </w:rPr>
               <w:t xml:space="preserve">赤い箱と停車中の列車</w:t>
             </w:r>
@@ -2467,6 +2570,7 @@
               <w:rPr>
                 <w:sz w:val="19"/>
                 <w:szCs w:val="19"/>
+                <w:lang w:val="ja-JP" w:eastAsia="ja-JP"/>
               </w:rPr>
               <w:t xml:space="preserve">新設される地下駅（東急蒲田地下駅・京急蒲田地下駅）</w:t>
             </w:r>
@@ -2492,6 +2596,7 @@
               <w:rPr>
                 <w:sz w:val="19"/>
                 <w:szCs w:val="19"/>
+                <w:lang w:val="ja-JP" w:eastAsia="ja-JP"/>
               </w:rPr>
               <w:t xml:space="preserve">白い破線・白い筒</w:t>
             </w:r>
@@ -2515,6 +2620,7 @@
               <w:rPr>
                 <w:sz w:val="19"/>
                 <w:szCs w:val="19"/>
+                <w:lang w:val="ja-JP" w:eastAsia="ja-JP"/>
               </w:rPr>
               <w:t xml:space="preserve">既存駅への連絡通路と、地上へつながる縦動線</w:t>
             </w:r>
@@ -2539,6 +2645,7 @@
         <w:rPr>
           <w:sz w:val="21"/>
           <w:szCs w:val="21"/>
+          <w:lang w:val="ja-JP" w:eastAsia="ja-JP"/>
         </w:rPr>
         <w:t xml:space="preserve">出発駅と到着駅を選んで「経路を表示」を押すと、経路が3Dでハイライトされ、所要時間の目安が表示されます。</w:t>
       </w:r>
@@ -2556,6 +2663,7 @@
         <w:rPr>
           <w:sz w:val="21"/>
           <w:szCs w:val="21"/>
+          <w:lang w:val="ja-JP" w:eastAsia="ja-JP"/>
         </w:rPr>
         <w:t xml:space="preserve">鉄道区間はシアン、徒歩連絡は白の破線、新空港線区間は赤で表示されます</w:t>
       </w:r>
@@ -2573,6 +2681,7 @@
         <w:rPr>
           <w:sz w:val="21"/>
           <w:szCs w:val="21"/>
+          <w:lang w:val="ja-JP" w:eastAsia="ja-JP"/>
         </w:rPr>
         <w:t xml:space="preserve">「新空港線（構想）を利用」のチェックを切り替えると、開業前後の所要時間を比較できます</w:t>
       </w:r>
@@ -2590,6 +2699,7 @@
         <w:rPr>
           <w:sz w:val="21"/>
           <w:szCs w:val="21"/>
+          <w:lang w:val="ja-JP" w:eastAsia="ja-JP"/>
         </w:rPr>
         <w:t xml:space="preserve">例：蒲田→羽田空港第3ターミナルは、現行 約22分に対し、新空港線利用で約13分（−9分）と表示されます</w:t>
       </w:r>
@@ -2611,6 +2721,7 @@
         <w:rPr>
           <w:sz w:val="21"/>
           <w:szCs w:val="21"/>
+          <w:lang w:val="ja-JP" w:eastAsia="ja-JP"/>
         </w:rPr>
         <w:t xml:space="preserve">画面右下のカードと連動し、2020年の実測値と2026年の推計3シナリオを切り替えます。</w:t>
       </w:r>
@@ -2656,6 +2767,7 @@
                 <w:color w:val="1C5CAB"/>
                 <w:sz w:val="19"/>
                 <w:szCs w:val="19"/>
+                <w:lang w:val="ja-JP" w:eastAsia="ja-JP"/>
               </w:rPr>
               <w:t xml:space="preserve">シナリオ</w:t>
             </w:r>
@@ -2680,6 +2792,7 @@
                 <w:color w:val="1C5CAB"/>
                 <w:sz w:val="19"/>
                 <w:szCs w:val="19"/>
+                <w:lang w:val="ja-JP" w:eastAsia="ja-JP"/>
               </w:rPr>
               <w:t xml:space="preserve">来訪指数</w:t>
             </w:r>
@@ -2704,6 +2817,7 @@
                 <w:color w:val="1C5CAB"/>
                 <w:sz w:val="19"/>
                 <w:szCs w:val="19"/>
+                <w:lang w:val="ja-JP" w:eastAsia="ja-JP"/>
               </w:rPr>
               <w:t xml:space="preserve">平均滞在</w:t>
             </w:r>
@@ -2728,6 +2842,7 @@
                 <w:color w:val="1C5CAB"/>
                 <w:sz w:val="19"/>
                 <w:szCs w:val="19"/>
+                <w:lang w:val="ja-JP" w:eastAsia="ja-JP"/>
               </w:rPr>
               <w:t xml:space="preserve">経済波及（総合）</w:t>
             </w:r>
@@ -2753,6 +2868,7 @@
               <w:rPr>
                 <w:sz w:val="19"/>
                 <w:szCs w:val="19"/>
+                <w:lang w:val="ja-JP" w:eastAsia="ja-JP"/>
               </w:rPr>
               <w:t xml:space="preserve">2020 実測</w:t>
             </w:r>
@@ -2776,6 +2892,7 @@
               <w:rPr>
                 <w:sz w:val="19"/>
                 <w:szCs w:val="19"/>
+                <w:lang w:val="ja-JP" w:eastAsia="ja-JP"/>
               </w:rPr>
               <w:t xml:space="preserve">100</w:t>
             </w:r>
@@ -2799,6 +2916,7 @@
               <w:rPr>
                 <w:sz w:val="19"/>
                 <w:szCs w:val="19"/>
+                <w:lang w:val="ja-JP" w:eastAsia="ja-JP"/>
               </w:rPr>
               <w:t xml:space="preserve">42.4分</w:t>
             </w:r>
@@ -2822,6 +2940,7 @@
               <w:rPr>
                 <w:sz w:val="19"/>
                 <w:szCs w:val="19"/>
+                <w:lang w:val="ja-JP" w:eastAsia="ja-JP"/>
               </w:rPr>
               <w:t xml:space="preserve">—</w:t>
             </w:r>
@@ -2847,6 +2966,7 @@
               <w:rPr>
                 <w:sz w:val="19"/>
                 <w:szCs w:val="19"/>
+                <w:lang w:val="ja-JP" w:eastAsia="ja-JP"/>
               </w:rPr>
               <w:t xml:space="preserve">2026 低位</w:t>
             </w:r>
@@ -2870,6 +2990,7 @@
               <w:rPr>
                 <w:sz w:val="19"/>
                 <w:szCs w:val="19"/>
+                <w:lang w:val="ja-JP" w:eastAsia="ja-JP"/>
               </w:rPr>
               <w:t xml:space="preserve">220（×2.2）</w:t>
             </w:r>
@@ -2893,6 +3014,7 @@
               <w:rPr>
                 <w:sz w:val="19"/>
                 <w:szCs w:val="19"/>
+                <w:lang w:val="ja-JP" w:eastAsia="ja-JP"/>
               </w:rPr>
               <w:t xml:space="preserve">55分</w:t>
             </w:r>
@@ -2916,6 +3038,7 @@
               <w:rPr>
                 <w:sz w:val="19"/>
                 <w:szCs w:val="19"/>
+                <w:lang w:val="ja-JP" w:eastAsia="ja-JP"/>
               </w:rPr>
               <w:t xml:space="preserve">約59億円/年</w:t>
             </w:r>
@@ -2941,6 +3064,7 @@
               <w:rPr>
                 <w:sz w:val="19"/>
                 <w:szCs w:val="19"/>
+                <w:lang w:val="ja-JP" w:eastAsia="ja-JP"/>
               </w:rPr>
               <w:t xml:space="preserve">2026 中位</w:t>
             </w:r>
@@ -2964,6 +3088,7 @@
               <w:rPr>
                 <w:sz w:val="19"/>
                 <w:szCs w:val="19"/>
+                <w:lang w:val="ja-JP" w:eastAsia="ja-JP"/>
               </w:rPr>
               <w:t xml:space="preserve">320（×3.2）</w:t>
             </w:r>
@@ -2987,6 +3112,7 @@
               <w:rPr>
                 <w:sz w:val="19"/>
                 <w:szCs w:val="19"/>
+                <w:lang w:val="ja-JP" w:eastAsia="ja-JP"/>
               </w:rPr>
               <w:t xml:space="preserve">64分</w:t>
             </w:r>
@@ -3010,6 +3136,7 @@
               <w:rPr>
                 <w:sz w:val="19"/>
                 <w:szCs w:val="19"/>
+                <w:lang w:val="ja-JP" w:eastAsia="ja-JP"/>
               </w:rPr>
               <w:t xml:space="preserve">約89億円/年</w:t>
             </w:r>
@@ -3035,6 +3162,7 @@
               <w:rPr>
                 <w:sz w:val="19"/>
                 <w:szCs w:val="19"/>
+                <w:lang w:val="ja-JP" w:eastAsia="ja-JP"/>
               </w:rPr>
               <w:t xml:space="preserve">2026 高位</w:t>
             </w:r>
@@ -3058,6 +3186,7 @@
               <w:rPr>
                 <w:sz w:val="19"/>
                 <w:szCs w:val="19"/>
+                <w:lang w:val="ja-JP" w:eastAsia="ja-JP"/>
               </w:rPr>
               <w:t xml:space="preserve">460（×4.6）</w:t>
             </w:r>
@@ -3081,6 +3210,7 @@
               <w:rPr>
                 <w:sz w:val="19"/>
                 <w:szCs w:val="19"/>
+                <w:lang w:val="ja-JP" w:eastAsia="ja-JP"/>
               </w:rPr>
               <w:t xml:space="preserve">76分</w:t>
             </w:r>
@@ -3104,6 +3234,7 @@
               <w:rPr>
                 <w:sz w:val="19"/>
                 <w:szCs w:val="19"/>
+                <w:lang w:val="ja-JP" w:eastAsia="ja-JP"/>
               </w:rPr>
               <w:t xml:space="preserve">約128億円/年</w:t>
             </w:r>
@@ -3120,6 +3251,7 @@
           <w:color w:val="5A6472"/>
           <w:sz w:val="20"/>
           <w:szCs w:val="20"/>
+          <w:lang w:val="ja-JP" w:eastAsia="ja-JP"/>
         </w:rPr>
         <w:t xml:space="preserve">2026年シナリオを選ぶと、ビジターの粒子が推計倍率に応じて複製表示され、来訪増加のイメージを視覚化します。</w:t>
       </w:r>
@@ -3160,6 +3292,7 @@
         <w:rPr>
           <w:sz w:val="21"/>
           <w:szCs w:val="21"/>
+          <w:lang w:val="ja-JP" w:eastAsia="ja-JP"/>
         </w:rPr>
         <w:t xml:space="preserve">「移動」→「HICity」を押す</w:t>
       </w:r>
@@ -3177,6 +3310,7 @@
         <w:rPr>
           <w:sz w:val="21"/>
           <w:szCs w:val="21"/>
+          <w:lang w:val="ja-JP" w:eastAsia="ja-JP"/>
         </w:rPr>
         <w:t xml:space="preserve">日付を9/18（金）、再生速度を×240にして再生</w:t>
       </w:r>
@@ -3194,6 +3328,7 @@
         <w:rPr>
           <w:sz w:val="21"/>
           <w:szCs w:val="21"/>
+          <w:lang w:val="ja-JP" w:eastAsia="ja-JP"/>
         </w:rPr>
         <w:t xml:space="preserve">「フロア展開」を2.0前後にして各階を見比べる</w:t>
       </w:r>
@@ -3211,6 +3346,7 @@
         <w:rPr>
           <w:sz w:val="21"/>
           <w:szCs w:val="21"/>
+          <w:lang w:val="ja-JP" w:eastAsia="ja-JP"/>
         </w:rPr>
         <w:t xml:space="preserve">滞留ヒートマップにカーソルを重ね、延べ滞在時間を確認する</w:t>
       </w:r>
@@ -3237,6 +3373,7 @@
         <w:rPr>
           <w:sz w:val="21"/>
           <w:szCs w:val="21"/>
+          <w:lang w:val="ja-JP" w:eastAsia="ja-JP"/>
         </w:rPr>
         <w:t xml:space="preserve">「移動」→「新駅:京急蒲田地下」を押し、地下新駅の構造を見せる</w:t>
       </w:r>
@@ -3254,6 +3391,7 @@
         <w:rPr>
           <w:sz w:val="21"/>
           <w:szCs w:val="21"/>
+          <w:lang w:val="ja-JP" w:eastAsia="ja-JP"/>
         </w:rPr>
         <w:t xml:space="preserve">経路検索で「蒲田→羽田空港第3ターミナル」を実行する</w:t>
       </w:r>
@@ -3271,6 +3409,7 @@
         <w:rPr>
           <w:sz w:val="21"/>
           <w:szCs w:val="21"/>
+          <w:lang w:val="ja-JP" w:eastAsia="ja-JP"/>
         </w:rPr>
         <w:t xml:space="preserve">「新空港線（構想）を利用」のチェックをON/OFFして所要時間の差を示す</w:t>
       </w:r>
@@ -3297,6 +3436,7 @@
         <w:rPr>
           <w:sz w:val="21"/>
           <w:szCs w:val="21"/>
+          <w:lang w:val="ja-JP" w:eastAsia="ja-JP"/>
         </w:rPr>
         <w:t xml:space="preserve">ズームアウトして大田区全体を画面に収める</w:t>
       </w:r>
@@ -3314,6 +3454,7 @@
         <w:rPr>
           <w:sz w:val="21"/>
           <w:szCs w:val="21"/>
+          <w:lang w:val="ja-JP" w:eastAsia="ja-JP"/>
         </w:rPr>
         <w:t xml:space="preserve">再生速度を×900にして再生する</w:t>
       </w:r>
@@ -3331,6 +3472,7 @@
         <w:rPr>
           <w:sz w:val="21"/>
           <w:szCs w:val="21"/>
+          <w:lang w:val="ja-JP" w:eastAsia="ja-JP"/>
         </w:rPr>
         <w:t xml:space="preserve">朝は住宅地から人が減り商業地と物流エリアが濃くなる、夜は逆転する動きを確認する</w:t>
       </w:r>
@@ -3389,6 +3531,7 @@
                 <w:color w:val="1C5CAB"/>
                 <w:sz w:val="19"/>
                 <w:szCs w:val="19"/>
+                <w:lang w:val="ja-JP" w:eastAsia="ja-JP"/>
               </w:rPr>
               <w:t xml:space="preserve">データ</w:t>
             </w:r>
@@ -3413,6 +3556,7 @@
                 <w:color w:val="1C5CAB"/>
                 <w:sz w:val="19"/>
                 <w:szCs w:val="19"/>
+                <w:lang w:val="ja-JP" w:eastAsia="ja-JP"/>
               </w:rPr>
               <w:t xml:space="preserve">出典</w:t>
             </w:r>
@@ -3437,6 +3581,7 @@
                 <w:color w:val="1C5CAB"/>
                 <w:sz w:val="19"/>
                 <w:szCs w:val="19"/>
+                <w:lang w:val="ja-JP" w:eastAsia="ja-JP"/>
               </w:rPr>
               <w:t xml:space="preserve">精度・扱い</w:t>
             </w:r>
@@ -3462,6 +3607,7 @@
               <w:rPr>
                 <w:sz w:val="19"/>
                 <w:szCs w:val="19"/>
+                <w:lang w:val="ja-JP" w:eastAsia="ja-JP"/>
               </w:rPr>
               <w:t xml:space="preserve">施設図面</w:t>
             </w:r>
@@ -3485,6 +3631,7 @@
               <w:rPr>
                 <w:sz w:val="19"/>
                 <w:szCs w:val="19"/>
+                <w:lang w:val="ja-JP" w:eastAsia="ja-JP"/>
               </w:rPr>
               <w:t xml:space="preserve">HIC_Building A〜E（IFCモデル5棟）</w:t>
             </w:r>
@@ -3508,6 +3655,7 @@
               <w:rPr>
                 <w:sz w:val="19"/>
                 <w:szCs w:val="19"/>
+                <w:lang w:val="ja-JP" w:eastAsia="ja-JP"/>
               </w:rPr>
               <w:t xml:space="preserve">実データ</w:t>
             </w:r>
@@ -3533,6 +3681,7 @@
               <w:rPr>
                 <w:sz w:val="19"/>
                 <w:szCs w:val="19"/>
+                <w:lang w:val="ja-JP" w:eastAsia="ja-JP"/>
               </w:rPr>
               <w:t xml:space="preserve">施設内人流</w:t>
             </w:r>
@@ -3556,6 +3705,7 @@
               <w:rPr>
                 <w:sz w:val="19"/>
                 <w:szCs w:val="19"/>
+                <w:lang w:val="ja-JP" w:eastAsia="ja-JP"/>
               </w:rPr>
               <w:t xml:space="preserve">K-field位置ログ 2020/9/18〜22（1秒間隔・約280万件）</w:t>
             </w:r>
@@ -3579,6 +3729,7 @@
               <w:rPr>
                 <w:sz w:val="19"/>
                 <w:szCs w:val="19"/>
+                <w:lang w:val="ja-JP" w:eastAsia="ja-JP"/>
               </w:rPr>
               <w:t xml:space="preserve">実測。ただしタグ装着者（実証実験参加者・スタッフ・ロボット）のみの計測で、施設全体の来訪者数ではありません</w:t>
             </w:r>
@@ -3604,6 +3755,7 @@
               <w:rPr>
                 <w:sz w:val="19"/>
                 <w:szCs w:val="19"/>
+                <w:lang w:val="ja-JP" w:eastAsia="ja-JP"/>
               </w:rPr>
               <w:t xml:space="preserve">建物</w:t>
             </w:r>
@@ -3627,6 +3779,7 @@
               <w:rPr>
                 <w:sz w:val="19"/>
                 <w:szCs w:val="19"/>
+                <w:lang w:val="ja-JP" w:eastAsia="ja-JP"/>
               </w:rPr>
               <w:t xml:space="preserve">PLATEAU 3D都市モデル 大田区2023年度版（CityGML）約19.3万棟</w:t>
             </w:r>
@@ -3650,6 +3803,7 @@
               <w:rPr>
                 <w:sz w:val="19"/>
                 <w:szCs w:val="19"/>
+                <w:lang w:val="ja-JP" w:eastAsia="ja-JP"/>
               </w:rPr>
               <w:t xml:space="preserve">実測高（measuredHeight）。区外はOpenStreetMapを併用</w:t>
             </w:r>
@@ -3675,6 +3829,7 @@
               <w:rPr>
                 <w:sz w:val="19"/>
                 <w:szCs w:val="19"/>
+                <w:lang w:val="ja-JP" w:eastAsia="ja-JP"/>
               </w:rPr>
               <w:t xml:space="preserve">道路・鉄道・水域・空港</w:t>
             </w:r>
@@ -3698,6 +3853,7 @@
               <w:rPr>
                 <w:sz w:val="19"/>
                 <w:szCs w:val="19"/>
+                <w:lang w:val="ja-JP" w:eastAsia="ja-JP"/>
               </w:rPr>
               <w:t xml:space="preserve">OpenStreetMap（ODbL）</w:t>
             </w:r>
@@ -3721,6 +3877,7 @@
               <w:rPr>
                 <w:sz w:val="19"/>
                 <w:szCs w:val="19"/>
+                <w:lang w:val="ja-JP" w:eastAsia="ja-JP"/>
               </w:rPr>
               <w:t xml:space="preserve">実データ</w:t>
             </w:r>
@@ -3746,6 +3903,7 @@
               <w:rPr>
                 <w:sz w:val="19"/>
                 <w:szCs w:val="19"/>
+                <w:lang w:val="ja-JP" w:eastAsia="ja-JP"/>
               </w:rPr>
               <w:t xml:space="preserve">航空写真</w:t>
             </w:r>
@@ -3769,6 +3927,7 @@
               <w:rPr>
                 <w:sz w:val="19"/>
                 <w:szCs w:val="19"/>
+                <w:lang w:val="ja-JP" w:eastAsia="ja-JP"/>
               </w:rPr>
               <w:t xml:space="preserve">地理院タイル（シームレス空中写真）</w:t>
             </w:r>
@@ -3792,6 +3951,7 @@
               <w:rPr>
                 <w:sz w:val="19"/>
                 <w:szCs w:val="19"/>
+                <w:lang w:val="ja-JP" w:eastAsia="ja-JP"/>
               </w:rPr>
               <w:t xml:space="preserve">実データ</w:t>
             </w:r>
@@ -3817,6 +3977,7 @@
               <w:rPr>
                 <w:sz w:val="19"/>
                 <w:szCs w:val="19"/>
+                <w:lang w:val="ja-JP" w:eastAsia="ja-JP"/>
               </w:rPr>
               <w:t xml:space="preserve">駅乗降人員</w:t>
             </w:r>
@@ -3840,6 +4001,7 @@
               <w:rPr>
                 <w:sz w:val="19"/>
                 <w:szCs w:val="19"/>
+                <w:lang w:val="ja-JP" w:eastAsia="ja-JP"/>
               </w:rPr>
               <w:t xml:space="preserve">京急電鉄2024年度公表値ほか</w:t>
             </w:r>
@@ -3863,6 +4025,7 @@
               <w:rPr>
                 <w:sz w:val="19"/>
                 <w:szCs w:val="19"/>
+                <w:lang w:val="ja-JP" w:eastAsia="ja-JP"/>
               </w:rPr>
               <w:t xml:space="preserve">公表値。複合駅・他社局分は概算</w:t>
             </w:r>
@@ -3888,6 +4051,7 @@
               <w:rPr>
                 <w:sz w:val="19"/>
                 <w:szCs w:val="19"/>
+                <w:lang w:val="ja-JP" w:eastAsia="ja-JP"/>
               </w:rPr>
               <w:t xml:space="preserve">駅構内配置</w:t>
             </w:r>
@@ -3911,6 +4075,7 @@
               <w:rPr>
                 <w:sz w:val="19"/>
                 <w:szCs w:val="19"/>
+                <w:lang w:val="ja-JP" w:eastAsia="ja-JP"/>
               </w:rPr>
               <w:t xml:space="preserve">公開情報に基づく想定</w:t>
             </w:r>
@@ -3934,6 +4099,7 @@
               <w:rPr>
                 <w:sz w:val="19"/>
                 <w:szCs w:val="19"/>
+                <w:lang w:val="ja-JP" w:eastAsia="ja-JP"/>
               </w:rPr>
               <w:t xml:space="preserve">模式モデル。実際の構造とは異なります</w:t>
             </w:r>
@@ -3959,6 +4125,7 @@
               <w:rPr>
                 <w:sz w:val="19"/>
                 <w:szCs w:val="19"/>
+                <w:lang w:val="ja-JP" w:eastAsia="ja-JP"/>
               </w:rPr>
               <w:t xml:space="preserve">新空港線</w:t>
             </w:r>
@@ -3982,6 +4149,7 @@
               <w:rPr>
                 <w:sz w:val="19"/>
                 <w:szCs w:val="19"/>
+                <w:lang w:val="ja-JP" w:eastAsia="ja-JP"/>
               </w:rPr>
               <w:t xml:space="preserve">大田区公表の整備案イメージ</w:t>
             </w:r>
@@ -4005,6 +4173,7 @@
               <w:rPr>
                 <w:sz w:val="19"/>
                 <w:szCs w:val="19"/>
+                <w:lang w:val="ja-JP" w:eastAsia="ja-JP"/>
               </w:rPr>
               <w:t xml:space="preserve">想定線形。構想段階であり確定情報ではありません</w:t>
             </w:r>
@@ -4030,6 +4199,7 @@
               <w:rPr>
                 <w:sz w:val="19"/>
                 <w:szCs w:val="19"/>
+                <w:lang w:val="ja-JP" w:eastAsia="ja-JP"/>
               </w:rPr>
               <w:t xml:space="preserve">エリア滞留人口</w:t>
             </w:r>
@@ -4053,6 +4223,7 @@
               <w:rPr>
                 <w:sz w:val="19"/>
                 <w:szCs w:val="19"/>
+                <w:lang w:val="ja-JP" w:eastAsia="ja-JP"/>
               </w:rPr>
               <w:t xml:space="preserve">国勢調査等をもとにした推計</w:t>
             </w:r>
@@ -4076,6 +4247,7 @@
               <w:rPr>
                 <w:sz w:val="19"/>
                 <w:szCs w:val="19"/>
+                <w:lang w:val="ja-JP" w:eastAsia="ja-JP"/>
               </w:rPr>
               <w:t xml:space="preserve">推計値</w:t>
             </w:r>
@@ -4101,6 +4273,7 @@
               <w:rPr>
                 <w:sz w:val="19"/>
                 <w:szCs w:val="19"/>
+                <w:lang w:val="ja-JP" w:eastAsia="ja-JP"/>
               </w:rPr>
               <w:t xml:space="preserve">2026年推計・経済波及</w:t>
             </w:r>
@@ -4124,6 +4297,7 @@
               <w:rPr>
                 <w:sz w:val="19"/>
                 <w:szCs w:val="19"/>
+                <w:lang w:val="ja-JP" w:eastAsia="ja-JP"/>
               </w:rPr>
               <w:t xml:space="preserve">公開情報に基づく係数の積み上げ</w:t>
             </w:r>
@@ -4147,6 +4321,7 @@
               <w:rPr>
                 <w:sz w:val="19"/>
                 <w:szCs w:val="19"/>
+                <w:lang w:val="ja-JP" w:eastAsia="ja-JP"/>
               </w:rPr>
               <w:t xml:space="preserve">試算値。実測・公式値ではありません</w:t>
             </w:r>
@@ -4172,6 +4347,7 @@
           <w:color w:val="5A6472"/>
           <w:sz w:val="21"/>
           <w:szCs w:val="21"/>
+          <w:lang w:val="ja-JP" w:eastAsia="ja-JP"/>
         </w:rPr>
         <w:t xml:space="preserve">本プロダクトはデモンストレーションを目的としているため、次の点は簡略化しています。実運用に向けては、それぞれ実データへの差し替えが必要です。</w:t>
       </w:r>
@@ -4189,6 +4365,7 @@
         <w:rPr>
           <w:sz w:val="21"/>
           <w:szCs w:val="21"/>
+          <w:lang w:val="ja-JP" w:eastAsia="ja-JP"/>
         </w:rPr>
         <w:t xml:space="preserve">駅の内部構造は、ホーム・改札・昇降設備の位置関係を示す模式モデルです。実際の通路形状や出入口の数は反映していません</w:t>
       </w:r>
@@ -4206,6 +4383,7 @@
         <w:rPr>
           <w:sz w:val="21"/>
           <w:szCs w:val="21"/>
+          <w:lang w:val="ja-JP" w:eastAsia="ja-JP"/>
         </w:rPr>
         <w:t xml:space="preserve">列車は運転間隔による近似で、実際の時刻表・列車種別・行先は再現していません</w:t>
       </w:r>
@@ -4223,6 +4401,7 @@
         <w:rPr>
           <w:sz w:val="21"/>
           <w:szCs w:val="21"/>
+          <w:lang w:val="ja-JP" w:eastAsia="ja-JP"/>
         </w:rPr>
         <w:t xml:space="preserve">経路検索の所要時間は距離と平均速度からの概算で、実際の乗換時間や待ち時間は含みません</w:t>
       </w:r>
@@ -4240,6 +4419,7 @@
         <w:rPr>
           <w:sz w:val="21"/>
           <w:szCs w:val="21"/>
+          <w:lang w:val="ja-JP" w:eastAsia="ja-JP"/>
         </w:rPr>
         <w:t xml:space="preserve">人流リプレイは2020年9月の5日間のみで、季節変動や現在の状況は反映していません</w:t>
       </w:r>
@@ -4257,6 +4437,7 @@
         <w:rPr>
           <w:sz w:val="21"/>
           <w:szCs w:val="21"/>
+          <w:lang w:val="ja-JP" w:eastAsia="ja-JP"/>
         </w:rPr>
         <w:t xml:space="preserve">建物は高さのみを持つ立体（LOD1相当）で、外観の意匠や内部構造は含みません</w:t>
       </w:r>
@@ -4274,6 +4455,7 @@
         <w:rPr>
           <w:sz w:val="21"/>
           <w:szCs w:val="21"/>
+          <w:lang w:val="ja-JP" w:eastAsia="ja-JP"/>
         </w:rPr>
         <w:t xml:space="preserve">大量のデータを単一HTMLに埋め込んでいるため、低スペック端末では動作が重くなる場合があります</w:t>
       </w:r>
@@ -4331,6 +4513,7 @@
                 <w:color w:val="1C5CAB"/>
                 <w:sz w:val="19"/>
                 <w:szCs w:val="19"/>
+                <w:lang w:val="ja-JP" w:eastAsia="ja-JP"/>
               </w:rPr>
               <w:t xml:space="preserve">症状</w:t>
             </w:r>
@@ -4355,6 +4538,7 @@
                 <w:color w:val="1C5CAB"/>
                 <w:sz w:val="19"/>
                 <w:szCs w:val="19"/>
+                <w:lang w:val="ja-JP" w:eastAsia="ja-JP"/>
               </w:rPr>
               <w:t xml:space="preserve">対処</w:t>
             </w:r>
@@ -4380,6 +4564,7 @@
               <w:rPr>
                 <w:sz w:val="19"/>
                 <w:szCs w:val="19"/>
+                <w:lang w:val="ja-JP" w:eastAsia="ja-JP"/>
               </w:rPr>
               <w:t xml:space="preserve">動作が重い・カクつく</w:t>
             </w:r>
@@ -4403,6 +4588,7 @@
               <w:rPr>
                 <w:sz w:val="19"/>
                 <w:szCs w:val="19"/>
+                <w:lang w:val="ja-JP" w:eastAsia="ja-JP"/>
               </w:rPr>
               <w:t xml:space="preserve">「建物点群」または「建物ボリューム（LOD1）」のチェックを外す。滞留ヒートや駅勢圏ヒートもOFFにすると軽くなります</w:t>
             </w:r>
@@ -4428,6 +4614,7 @@
               <w:rPr>
                 <w:sz w:val="19"/>
                 <w:szCs w:val="19"/>
+                <w:lang w:val="ja-JP" w:eastAsia="ja-JP"/>
               </w:rPr>
               <w:t xml:space="preserve">航空写真が表示されない</w:t>
             </w:r>
@@ -4451,6 +4638,7 @@
               <w:rPr>
                 <w:sz w:val="19"/>
                 <w:szCs w:val="19"/>
+                <w:lang w:val="ja-JP" w:eastAsia="ja-JP"/>
               </w:rPr>
               <w:t xml:space="preserve">インターネット接続を確認してください。地理院タイルをオンラインで取得しています</w:t>
             </w:r>
@@ -4476,6 +4664,7 @@
               <w:rPr>
                 <w:sz w:val="19"/>
                 <w:szCs w:val="19"/>
+                <w:lang w:val="ja-JP" w:eastAsia="ja-JP"/>
               </w:rPr>
               <w:t xml:space="preserve">画面が真っ暗</w:t>
             </w:r>
@@ -4499,6 +4688,7 @@
               <w:rPr>
                 <w:sz w:val="19"/>
                 <w:szCs w:val="19"/>
+                <w:lang w:val="ja-JP" w:eastAsia="ja-JP"/>
               </w:rPr>
               <w:t xml:space="preserve">ブラウザがWebGL2に対応しているか確認してください。Chrome/Edgeの最新版を推奨します</w:t>
             </w:r>
@@ -4524,6 +4714,7 @@
               <w:rPr>
                 <w:sz w:val="19"/>
                 <w:szCs w:val="19"/>
+                <w:lang w:val="ja-JP" w:eastAsia="ja-JP"/>
               </w:rPr>
               <w:t xml:space="preserve">視点を見失った</w:t>
             </w:r>
@@ -4547,6 +4738,7 @@
               <w:rPr>
                 <w:sz w:val="19"/>
                 <w:szCs w:val="19"/>
+                <w:lang w:val="ja-JP" w:eastAsia="ja-JP"/>
               </w:rPr>
               <w:t xml:space="preserve">「視点リセット」ボタン、または「移動」→「HICity」を押してください</w:t>
             </w:r>
@@ -4572,6 +4764,7 @@
               <w:rPr>
                 <w:sz w:val="19"/>
                 <w:szCs w:val="19"/>
+                <w:lang w:val="ja-JP" w:eastAsia="ja-JP"/>
               </w:rPr>
               <w:t xml:space="preserve">列車が走らない</w:t>
             </w:r>
@@ -4595,6 +4788,7 @@
               <w:rPr>
                 <w:sz w:val="19"/>
                 <w:szCs w:val="19"/>
+                <w:lang w:val="ja-JP" w:eastAsia="ja-JP"/>
               </w:rPr>
               <w:t xml:space="preserve">再生が一時停止していないか、シミュレーション時刻が深夜帯（運休時間）になっていないか確認してください</w:t>
             </w:r>
@@ -4620,6 +4814,7 @@
               <w:rPr>
                 <w:sz w:val="19"/>
                 <w:szCs w:val="19"/>
+                <w:lang w:val="ja-JP" w:eastAsia="ja-JP"/>
               </w:rPr>
               <w:t xml:space="preserve">地下の新駅が見えない</w:t>
             </w:r>
@@ -4643,6 +4838,7 @@
               <w:rPr>
                 <w:sz w:val="19"/>
                 <w:szCs w:val="19"/>
+                <w:lang w:val="ja-JP" w:eastAsia="ja-JP"/>
               </w:rPr>
               <w:t xml:space="preserve">「新空港線 蒲蒲線」のチェックがONか確認してください。地下要素は地面越しに表示される設定です</w:t>
             </w:r>
@@ -4667,6 +4863,7 @@
         <w:rPr>
           <w:sz w:val="21"/>
           <w:szCs w:val="21"/>
+          <w:lang w:val="ja-JP" w:eastAsia="ja-JP"/>
         </w:rPr>
         <w:t xml:space="preserve">本プロダクトのソースコードと生成スクリプトは、GitHubリポジトリ（ブランチ: claude/haneda-innovation-city-viz-qzst0y、ディレクトリ: hicity-viz/）に格納されています。</w:t>
       </w:r>
@@ -4710,6 +4907,7 @@
                 <w:color w:val="1C5CAB"/>
                 <w:sz w:val="19"/>
                 <w:szCs w:val="19"/>
+                <w:lang w:val="ja-JP" w:eastAsia="ja-JP"/>
               </w:rPr>
               <w:t xml:space="preserve">ファイル</w:t>
             </w:r>
@@ -4734,6 +4932,7 @@
                 <w:color w:val="1C5CAB"/>
                 <w:sz w:val="19"/>
                 <w:szCs w:val="19"/>
+                <w:lang w:val="ja-JP" w:eastAsia="ja-JP"/>
               </w:rPr>
               <w:t xml:space="preserve">内容</w:t>
             </w:r>
@@ -4759,6 +4958,7 @@
               <w:rPr>
                 <w:sz w:val="19"/>
                 <w:szCs w:val="19"/>
+                <w:lang w:val="ja-JP" w:eastAsia="ja-JP"/>
               </w:rPr>
               <w:t xml:space="preserve">index.html</w:t>
             </w:r>
@@ -4782,6 +4982,7 @@
               <w:rPr>
                 <w:sz w:val="19"/>
                 <w:szCs w:val="19"/>
+                <w:lang w:val="ja-JP" w:eastAsia="ja-JP"/>
               </w:rPr>
               <w:t xml:space="preserve">3Dダッシュボード本体（データ同梱の単一ファイル）</w:t>
             </w:r>
@@ -4807,6 +5008,7 @@
               <w:rPr>
                 <w:sz w:val="19"/>
                 <w:szCs w:val="19"/>
+                <w:lang w:val="ja-JP" w:eastAsia="ja-JP"/>
               </w:rPr>
               <w:t xml:space="preserve">report.html</w:t>
             </w:r>
@@ -4830,6 +5032,7 @@
               <w:rPr>
                 <w:sz w:val="19"/>
                 <w:szCs w:val="19"/>
+                <w:lang w:val="ja-JP" w:eastAsia="ja-JP"/>
               </w:rPr>
               <w:t xml:space="preserve">2D統計レポート（チャート版）</w:t>
             </w:r>
@@ -4855,6 +5058,7 @@
               <w:rPr>
                 <w:sz w:val="19"/>
                 <w:szCs w:val="19"/>
+                <w:lang w:val="ja-JP" w:eastAsia="ja-JP"/>
               </w:rPr>
               <w:t xml:space="preserve">HANDOFF.md</w:t>
             </w:r>
@@ -4878,6 +5082,7 @@
               <w:rPr>
                 <w:sz w:val="19"/>
                 <w:szCs w:val="19"/>
+                <w:lang w:val="ja-JP" w:eastAsia="ja-JP"/>
               </w:rPr>
               <w:t xml:space="preserve">技術引き継ぎ資料（座標系・ビルド手順・残タスク）</w:t>
             </w:r>
@@ -4903,6 +5108,7 @@
               <w:rPr>
                 <w:sz w:val="19"/>
                 <w:szCs w:val="19"/>
+                <w:lang w:val="ja-JP" w:eastAsia="ja-JP"/>
               </w:rPr>
               <w:t xml:space="preserve">tools/</w:t>
             </w:r>
@@ -4926,6 +5132,7 @@
               <w:rPr>
                 <w:sz w:val="19"/>
                 <w:szCs w:val="19"/>
+                <w:lang w:val="ja-JP" w:eastAsia="ja-JP"/>
               </w:rPr>
               <w:t xml:space="preserve">アプリのソースとデータ生成スクリプト一式</w:t>
             </w:r>
@@ -4942,6 +5149,7 @@
           <w:color w:val="5A6472"/>
           <w:sz w:val="20"/>
           <w:szCs w:val="20"/>
+          <w:lang w:val="ja-JP" w:eastAsia="ja-JP"/>
         </w:rPr>
         <w:t xml:space="preserve">データの更新やシナリオの変更方法は、HANDOFF.mdの「ビルドパイプライン」章を参照してください。</w:t>
       </w:r>
@@ -4954,6 +5162,9 @@
         <w:spacing w:after="100" w:before="400"/>
       </w:pPr>
       <w:r>
+        <w:rPr>
+          <w:lang w:val="ja-JP" w:eastAsia="ja-JP"/>
+        </w:rPr>
         <w:t xml:space="preserve"/>
       </w:r>
     </w:p>
@@ -4966,6 +5177,7 @@
           <w:color w:val="5A6472"/>
           <w:sz w:val="18"/>
           <w:szCs w:val="18"/>
+          <w:lang w:val="ja-JP" w:eastAsia="ja-JP"/>
         </w:rPr>
         <w:t xml:space="preserve">本プロダクトはデモンストレーション用途で作成されたものであり、掲載されている推計値・想定モデルを業務判断の根拠として利用することは想定していません。</w:t>
       </w:r>
@@ -4979,6 +5191,7 @@
           <w:color w:val="5A6472"/>
           <w:sz w:val="18"/>
           <w:szCs w:val="18"/>
+          <w:lang w:val="ja-JP" w:eastAsia="ja-JP"/>
         </w:rPr>
         <w:t xml:space="preserve">地図データ © OpenStreetMap contributors（ODbL） ／ 3D都市モデル: Project PLATEAU（国土交通省） ／ 航空写真: 地理院タイル</w:t>
       </w:r>
@@ -5198,9 +5411,10 @@
   <w:docDefaults>
     <w:rPrDefault>
       <w:rPr>
-        <w:rFonts w:ascii="Yu Gothic" w:cs="Yu Gothic" w:eastAsia="Yu Gothic" w:hAnsi="Yu Gothic"/>
+        <w:rFonts w:ascii="Yu Gothic" w:cs="Yu Gothic" w:eastAsia="Yu Gothic" w:hAnsi="Yu Gothic" w:hint="eastAsia"/>
         <w:sz w:val="21"/>
         <w:szCs w:val="21"/>
+        <w:lang w:val="ja-JP" w:eastAsia="ja-JP"/>
       </w:rPr>
     </w:rPrDefault>
     <w:pPrDefault/>
@@ -5221,12 +5435,13 @@
     <w:next w:val="Normal"/>
     <w:qFormat/>
     <w:rPr>
-      <w:rFonts w:ascii="Yu Gothic" w:cs="Yu Gothic" w:eastAsia="Yu Gothic" w:hAnsi="Yu Gothic"/>
+      <w:rFonts w:ascii="Yu Gothic" w:cs="Yu Gothic" w:eastAsia="Yu Gothic" w:hAnsi="Yu Gothic" w:hint="eastAsia"/>
       <w:b/>
       <w:bCs/>
       <w:color w:val="1C5CAB"/>
       <w:sz w:val="30"/>
       <w:szCs w:val="30"/>
+      <w:lang w:val="ja-JP" w:eastAsia="ja-JP"/>
     </w:rPr>
   </w:style>
   <w:style w:type="paragraph" w:styleId="Heading2">
@@ -5235,12 +5450,13 @@
     <w:next w:val="Normal"/>
     <w:qFormat/>
     <w:rPr>
-      <w:rFonts w:ascii="Yu Gothic" w:cs="Yu Gothic" w:eastAsia="Yu Gothic" w:hAnsi="Yu Gothic"/>
+      <w:rFonts w:ascii="Yu Gothic" w:cs="Yu Gothic" w:eastAsia="Yu Gothic" w:hAnsi="Yu Gothic" w:hint="eastAsia"/>
       <w:b/>
       <w:bCs/>
       <w:color w:val="1A1F26"/>
       <w:sz w:val="25"/>
       <w:szCs w:val="25"/>
+      <w:lang w:val="ja-JP" w:eastAsia="ja-JP"/>
     </w:rPr>
   </w:style>
   <w:style w:type="paragraph" w:styleId="Heading3">
@@ -5249,12 +5465,13 @@
     <w:next w:val="Normal"/>
     <w:qFormat/>
     <w:rPr>
-      <w:rFonts w:ascii="Yu Gothic" w:cs="Yu Gothic" w:eastAsia="Yu Gothic" w:hAnsi="Yu Gothic"/>
+      <w:rFonts w:ascii="Yu Gothic" w:cs="Yu Gothic" w:eastAsia="Yu Gothic" w:hAnsi="Yu Gothic" w:hint="eastAsia"/>
       <w:b/>
       <w:bCs/>
       <w:color w:val="39424F"/>
       <w:sz w:val="22"/>
       <w:szCs w:val="22"/>
+      <w:lang w:val="ja-JP" w:eastAsia="ja-JP"/>
     </w:rPr>
   </w:style>
   <w:style w:type="paragraph" w:styleId="Heading4">
